--- a/public/kuendigung/kuendigung.docx
+++ b/public/kuendigung/kuendigung.docx
@@ -1,6 +1,6 @@
 
 <file path=word/document.xml><?xml version="1.0" encoding="utf-8"?>
-<w:document xmlns:wpc="http://schemas.microsoft.com/office/word/2010/wordprocessingCanvas" xmlns:cx="http://schemas.microsoft.com/office/drawing/2014/chartex" xmlns:cx1="http://schemas.microsoft.com/office/drawing/2015/9/8/chartex" xmlns:cx2="http://schemas.microsoft.com/office/drawing/2015/10/21/chartex" xmlns:cx3="http://schemas.microsoft.com/office/drawing/2016/5/9/chartex" xmlns:cx4="http://schemas.microsoft.com/office/drawing/2016/5/10/chartex" xmlns:cx5="http://schemas.microsoft.com/office/drawing/2016/5/11/chartex" xmlns:cx6="http://schemas.microsoft.com/office/drawing/2016/5/12/chartex" xmlns:cx7="http://schemas.microsoft.com/office/drawing/2016/5/13/chartex" xmlns:cx8="http://schemas.microsoft.com/office/drawing/2016/5/14/chartex" xmlns:mc="http://schemas.openxmlformats.org/markup-compatibility/2006" xmlns:aink="http://schemas.microsoft.com/office/drawing/2016/ink" xmlns:am3d="http://schemas.microsoft.com/office/drawing/2017/model3d" xmlns:o="urn:schemas-microsoft-com:office:office" xmlns:r="http://schemas.openxmlformats.org/officeDocument/2006/relationships" xmlns:m="http://schemas.openxmlformats.org/officeDocument/2006/math" xmlns:v="urn:schemas-microsoft-com:vml" xmlns:wp14="http://schemas.microsoft.com/office/word/2010/wordprocessingDrawing" xmlns:wp="http://schemas.openxmlformats.org/drawingml/2006/wordprocessingDrawing" xmlns:w10="urn:schemas-microsoft-com:office:word" xmlns:w="http://schemas.openxmlformats.org/wordprocessingml/2006/main" xmlns:w14="http://schemas.microsoft.com/office/word/2010/wordml" xmlns:w15="http://schemas.microsoft.com/office/word/2012/wordml" xmlns:w16cid="http://schemas.microsoft.com/office/word/2016/wordml/cid" xmlns:w16se="http://schemas.microsoft.com/office/word/2015/wordml/symex" xmlns:wpg="http://schemas.microsoft.com/office/word/2010/wordprocessingGroup" xmlns:wpi="http://schemas.microsoft.com/office/word/2010/wordprocessingInk" xmlns:wne="http://schemas.microsoft.com/office/word/2006/wordml" xmlns:wps="http://schemas.microsoft.com/office/word/2010/wordprocessingShape" mc:Ignorable="w14 w15 w16se w16cid wp14">
+<w:document xmlns:wpc="http://schemas.microsoft.com/office/word/2010/wordprocessingCanvas" xmlns:cx="http://schemas.microsoft.com/office/drawing/2014/chartex" xmlns:cx1="http://schemas.microsoft.com/office/drawing/2015/9/8/chartex" xmlns:cx2="http://schemas.microsoft.com/office/drawing/2015/10/21/chartex" xmlns:cx3="http://schemas.microsoft.com/office/drawing/2016/5/9/chartex" xmlns:cx4="http://schemas.microsoft.com/office/drawing/2016/5/10/chartex" xmlns:cx5="http://schemas.microsoft.com/office/drawing/2016/5/11/chartex" xmlns:cx6="http://schemas.microsoft.com/office/drawing/2016/5/12/chartex" xmlns:cx7="http://schemas.microsoft.com/office/drawing/2016/5/13/chartex" xmlns:cx8="http://schemas.microsoft.com/office/drawing/2016/5/14/chartex" xmlns:mc="http://schemas.openxmlformats.org/markup-compatibility/2006" xmlns:aink="http://schemas.microsoft.com/office/drawing/2016/ink" xmlns:am3d="http://schemas.microsoft.com/office/drawing/2017/model3d" xmlns:o="urn:schemas-microsoft-com:office:office" xmlns:oel="http://schemas.microsoft.com/office/2019/extlst" xmlns:r="http://schemas.openxmlformats.org/officeDocument/2006/relationships" xmlns:m="http://schemas.openxmlformats.org/officeDocument/2006/math" xmlns:v="urn:schemas-microsoft-com:vml" xmlns:wp14="http://schemas.microsoft.com/office/word/2010/wordprocessingDrawing" xmlns:wp="http://schemas.openxmlformats.org/drawingml/2006/wordprocessingDrawing" xmlns:w10="urn:schemas-microsoft-com:office:word" xmlns:w="http://schemas.openxmlformats.org/wordprocessingml/2006/main" xmlns:w14="http://schemas.microsoft.com/office/word/2010/wordml" xmlns:w15="http://schemas.microsoft.com/office/word/2012/wordml" xmlns:w16cex="http://schemas.microsoft.com/office/word/2018/wordml/cex" xmlns:w16cid="http://schemas.microsoft.com/office/word/2016/wordml/cid" xmlns:w16="http://schemas.microsoft.com/office/word/2018/wordml" xmlns:w16du="http://schemas.microsoft.com/office/word/2023/wordml/word16du" xmlns:w16sdtdh="http://schemas.microsoft.com/office/word/2020/wordml/sdtdatahash" xmlns:w16sdtfl="http://schemas.microsoft.com/office/word/2024/wordml/sdtformatlock" xmlns:w16se="http://schemas.microsoft.com/office/word/2015/wordml/symex" xmlns:wpg="http://schemas.microsoft.com/office/word/2010/wordprocessingGroup" xmlns:wpi="http://schemas.microsoft.com/office/word/2010/wordprocessingInk" xmlns:wne="http://schemas.microsoft.com/office/word/2006/wordml" xmlns:wps="http://schemas.microsoft.com/office/word/2010/wordprocessingShape" mc:Ignorable="w14 w15 w16se w16cid w16 w16cex w16sdtdh w16sdtfl w16du wp14">
   <w:body>
     <w:p>
       <w:pPr>
@@ -31,58 +31,131 @@
       </w:r>
     </w:p>
     <w:p>
-      <w:pPr>
-        <w:rPr>
-          <w:rFonts w:ascii="Century Gothic" w:eastAsia="Malgun Gothic Semilight" w:hAnsi="Century Gothic" w:cs="Malgun Gothic Semilight"/>
-          <w:b/>
-          <w:sz w:val="24"/>
-          <w:szCs w:val="24"/>
-        </w:rPr>
-      </w:pPr>
-      <w:r>
-        <w:rPr>
-          <w:rFonts w:ascii="Century Gothic" w:eastAsia="Malgun Gothic Semilight" w:hAnsi="Century Gothic" w:cs="Malgun Gothic Semilight"/>
-          <w:b/>
-          <w:sz w:val="24"/>
-          <w:szCs w:val="24"/>
-        </w:rPr>
-        <w:t xml:space="preserve">Pflegedienst MORO GmbH • Provinzialstraße 82 • 44388 Dortmund</w:t>
-      </w:r>
-      <w:r>
+      <w:r>
+        <w:rPr>
+          <w:rFonts w:ascii="Malgun Gothic Semilight" w:eastAsia="Malgun Gothic Semilight" w:hAnsi="Malgun Gothic Semilight" w:cs="Malgun Gothic Semilight"/>
+          <w:sz w:val="16"/>
+          <w:szCs w:val="20"/>
+          <w:u w:val="single"/>
+        </w:rPr>
+        <w:t>Pflegedienst MORO GmbH • Provinzialstraße 82 • 44388 Dortmund</w:t>
+      </w:r>
+      <w:r>
+        <w:rPr>
+          <w:rFonts w:ascii="Malgun Gothic" w:eastAsia="Malgun Gothic" w:hAnsi="Malgun Gothic" w:cs="Malgun Gothic Semilight"/>
+          <w:u w:val="single"/>
+        </w:rPr>
         <w:br/>
       </w:r>
       <w:r>
         <w:rPr>
-          <w:rFonts w:ascii="Century Gothic" w:eastAsia="Malgun Gothic Semilight" w:hAnsi="Century Gothic" w:cs="Malgun Gothic Semilight"/>
-          <w:b/>
-          <w:sz w:val="24"/>
-          <w:szCs w:val="24"/>
-        </w:rPr>
-        <w:t xml:space="preserve">{gender} {vorname} {nachname}</w:t>
-      </w:r>
-      <w:r>
+          <w:rFonts w:ascii="Malgun Gothic" w:eastAsia="Malgun Gothic" w:hAnsi="Malgun Gothic" w:cs="Malgun Gothic Semilight"/>
+          <w:b/>
+          <w:bCs/>
+        </w:rPr>
+        <w:t>{</w:t>
+      </w:r>
+      <w:proofErr w:type="spellStart"/>
+      <w:r>
+        <w:rPr>
+          <w:rFonts w:ascii="Malgun Gothic" w:eastAsia="Malgun Gothic" w:hAnsi="Malgun Gothic" w:cs="Malgun Gothic Semilight"/>
+          <w:b/>
+          <w:bCs/>
+        </w:rPr>
+        <w:t>gender</w:t>
+      </w:r>
+      <w:proofErr w:type="spellEnd"/>
+      <w:r>
+        <w:rPr>
+          <w:rFonts w:ascii="Malgun Gothic" w:eastAsia="Malgun Gothic" w:hAnsi="Malgun Gothic" w:cs="Malgun Gothic Semilight"/>
+          <w:b/>
+          <w:bCs/>
+        </w:rPr>
+        <w:t>} {</w:t>
+      </w:r>
+      <w:proofErr w:type="spellStart"/>
+      <w:r>
+        <w:rPr>
+          <w:rFonts w:ascii="Malgun Gothic" w:eastAsia="Malgun Gothic" w:hAnsi="Malgun Gothic" w:cs="Malgun Gothic Semilight"/>
+          <w:b/>
+          <w:bCs/>
+        </w:rPr>
+        <w:t>vorname</w:t>
+      </w:r>
+      <w:proofErr w:type="spellEnd"/>
+      <w:r>
+        <w:rPr>
+          <w:rFonts w:ascii="Malgun Gothic" w:eastAsia="Malgun Gothic" w:hAnsi="Malgun Gothic" w:cs="Malgun Gothic Semilight"/>
+          <w:b/>
+          <w:bCs/>
+        </w:rPr>
+        <w:t>} {</w:t>
+      </w:r>
+      <w:proofErr w:type="spellStart"/>
+      <w:r>
+        <w:rPr>
+          <w:rFonts w:ascii="Malgun Gothic" w:eastAsia="Malgun Gothic" w:hAnsi="Malgun Gothic" w:cs="Malgun Gothic Semilight"/>
+          <w:b/>
+          <w:bCs/>
+        </w:rPr>
+        <w:t>nachname</w:t>
+      </w:r>
+      <w:proofErr w:type="spellEnd"/>
+      <w:r>
+        <w:rPr>
+          <w:rFonts w:ascii="Malgun Gothic" w:eastAsia="Malgun Gothic" w:hAnsi="Malgun Gothic" w:cs="Malgun Gothic Semilight"/>
+          <w:b/>
+          <w:bCs/>
+        </w:rPr>
+        <w:t>}</w:t>
+      </w:r>
+      <w:r>
+        <w:rPr>
+          <w:rFonts w:ascii="Malgun Gothic" w:eastAsia="Malgun Gothic" w:hAnsi="Malgun Gothic" w:cs="Malgun Gothic Semilight"/>
+          <w:b/>
+        </w:rPr>
         <w:br/>
-      </w:r>
-      <w:r>
-        <w:rPr>
-          <w:rFonts w:ascii="Century Gothic" w:eastAsia="Malgun Gothic Semilight" w:hAnsi="Century Gothic" w:cs="Malgun Gothic Semilight"/>
-          <w:b/>
-          <w:sz w:val="24"/>
-          <w:szCs w:val="24"/>
-        </w:rPr>
-        <w:t xml:space="preserve">{street}</w:t>
-      </w:r>
-      <w:r>
+        <w:t>{</w:t>
+      </w:r>
+      <w:proofErr w:type="spellStart"/>
+      <w:r>
+        <w:rPr>
+          <w:rFonts w:ascii="Malgun Gothic" w:eastAsia="Malgun Gothic" w:hAnsi="Malgun Gothic" w:cs="Malgun Gothic Semilight"/>
+          <w:b/>
+        </w:rPr>
+        <w:t>street</w:t>
+      </w:r>
+      <w:proofErr w:type="spellEnd"/>
+      <w:r>
+        <w:rPr>
+          <w:rFonts w:ascii="Malgun Gothic" w:eastAsia="Malgun Gothic" w:hAnsi="Malgun Gothic" w:cs="Malgun Gothic Semilight"/>
+          <w:b/>
+        </w:rPr>
+        <w:t>}</w:t>
+      </w:r>
+      <w:r>
+        <w:rPr>
+          <w:rFonts w:ascii="Malgun Gothic" w:eastAsia="Malgun Gothic" w:hAnsi="Malgun Gothic" w:cs="Malgun Gothic Semilight"/>
+          <w:b/>
+        </w:rPr>
         <w:br/>
-      </w:r>
-      <w:r>
-        <w:rPr>
-          <w:rFonts w:ascii="Century Gothic" w:eastAsia="Malgun Gothic Semilight" w:hAnsi="Century Gothic" w:cs="Malgun Gothic Semilight"/>
-          <w:b/>
-          <w:sz w:val="24"/>
-          <w:szCs w:val="24"/>
-        </w:rPr>
-        <w:t xml:space="preserve">{city}</w:t>
+        <w:t>{</w:t>
+      </w:r>
+      <w:proofErr w:type="spellStart"/>
+      <w:r>
+        <w:rPr>
+          <w:rFonts w:ascii="Malgun Gothic" w:eastAsia="Malgun Gothic" w:hAnsi="Malgun Gothic" w:cs="Malgun Gothic Semilight"/>
+          <w:b/>
+        </w:rPr>
+        <w:t>city</w:t>
+      </w:r>
+      <w:proofErr w:type="spellEnd"/>
+      <w:r>
+        <w:rPr>
+          <w:rFonts w:ascii="Malgun Gothic" w:eastAsia="Malgun Gothic" w:hAnsi="Malgun Gothic" w:cs="Malgun Gothic Semilight"/>
+          <w:b/>
+        </w:rPr>
+        <w:t>}</w:t>
       </w:r>
     </w:p>
     <w:p>
@@ -103,7 +176,7 @@
         <w:rPr>
           <w:rFonts w:ascii="Malgun Gothic Semilight" w:eastAsia="Malgun Gothic Semilight" w:hAnsi="Malgun Gothic Semilight" w:cs="Malgun Gothic Semilight"/>
         </w:rPr>
-        <w:t xml:space="preserve">Dortmund, den {date}</w:t>
+        <w:t>Dortmund, den {date}</w:t>
       </w:r>
     </w:p>
     <w:p>
@@ -145,64 +218,228 @@
         <w:rPr>
           <w:rFonts w:ascii="Malgun Gothic Semilight" w:eastAsia="Malgun Gothic Semilight" w:hAnsi="Malgun Gothic Semilight" w:cs="Malgun Gothic Semilight"/>
         </w:rPr>
-        <w:t xml:space="preserve">Sehr geehrte/r {gender} {nachname},</w:t>
-      </w:r>
-    </w:p>
-    <w:p>
-      <w:pPr>
-        <w:rPr>
-          <w:rFonts w:ascii="Malgun Gothic Semilight" w:eastAsia="Malgun Gothic Semilight" w:hAnsi="Malgun Gothic Semilight" w:cs="Malgun Gothic Semilight"/>
-        </w:rPr>
-      </w:pPr>
-      <w:r>
-        <w:rPr>
-          <w:rFonts w:ascii="Malgun Gothic Semilight" w:eastAsia="Malgun Gothic Semilight" w:hAnsi="Malgun Gothic Semilight" w:cs="Malgun Gothic Semilight"/>
-        </w:rPr>
-        <w:t xml:space="preserve">hiermit kündigen wir das mit Ihnen bestehende Arbeitsverhältnis {type === 'ordentlich' ? 'ordentlich und fristgerecht' : 'fristlos und außerordentlich aus wichtigem Grund'} zum {kdate}.{#reason}</w:t>
+        <w:t>{</w:t>
+      </w:r>
+      <w:proofErr w:type="spellStart"/>
+      <w:r>
+        <w:rPr>
+          <w:rFonts w:ascii="Malgun Gothic Semilight" w:eastAsia="Malgun Gothic Semilight" w:hAnsi="Malgun Gothic Semilight" w:cs="Malgun Gothic Semilight"/>
+        </w:rPr>
+        <w:t>gender</w:t>
+      </w:r>
+      <w:proofErr w:type="spellEnd"/>
+      <w:r>
+        <w:rPr>
+          <w:rFonts w:ascii="Malgun Gothic Semilight" w:eastAsia="Malgun Gothic Semilight" w:hAnsi="Malgun Gothic Semilight" w:cs="Malgun Gothic Semilight"/>
+        </w:rPr>
+        <w:t xml:space="preserve"> === '</w:t>
+      </w:r>
+      <w:r>
+        <w:rPr>
+          <w:rFonts w:ascii="Malgun Gothic Semilight" w:eastAsia="Malgun Gothic Semilight" w:hAnsi="Malgun Gothic Semilight" w:cs="Malgun Gothic Semilight"/>
+        </w:rPr>
+        <w:t>Frau</w:t>
+      </w:r>
+      <w:r>
+        <w:rPr>
+          <w:rFonts w:ascii="Malgun Gothic Semilight" w:eastAsia="Malgun Gothic Semilight" w:hAnsi="Malgun Gothic Semilight" w:cs="Malgun Gothic Semilight"/>
+        </w:rPr>
+        <w:t>' ? 'Sehr geehrte</w:t>
+      </w:r>
+      <w:proofErr w:type="gramStart"/>
+      <w:r>
+        <w:rPr>
+          <w:rFonts w:ascii="Malgun Gothic Semilight" w:eastAsia="Malgun Gothic Semilight" w:hAnsi="Malgun Gothic Semilight" w:cs="Malgun Gothic Semilight"/>
+        </w:rPr>
+        <w:t>' :</w:t>
+      </w:r>
+      <w:proofErr w:type="gramEnd"/>
+      <w:r>
+        <w:rPr>
+          <w:rFonts w:ascii="Malgun Gothic Semilight" w:eastAsia="Malgun Gothic Semilight" w:hAnsi="Malgun Gothic Semilight" w:cs="Malgun Gothic Semilight"/>
+        </w:rPr>
+        <w:t xml:space="preserve"> 'Sehr geehrte</w:t>
+      </w:r>
+      <w:r>
+        <w:rPr>
+          <w:rFonts w:ascii="Malgun Gothic Semilight" w:eastAsia="Malgun Gothic Semilight" w:hAnsi="Malgun Gothic Semilight" w:cs="Malgun Gothic Semilight"/>
+        </w:rPr>
+        <w:t>r</w:t>
+      </w:r>
+      <w:r>
+        <w:rPr>
+          <w:rFonts w:ascii="Malgun Gothic Semilight" w:eastAsia="Malgun Gothic Semilight" w:hAnsi="Malgun Gothic Semilight" w:cs="Malgun Gothic Semilight"/>
+        </w:rPr>
+        <w:t>'}</w:t>
+      </w:r>
+      <w:r>
+        <w:rPr>
+          <w:rFonts w:ascii="Malgun Gothic Semilight" w:eastAsia="Malgun Gothic Semilight" w:hAnsi="Malgun Gothic Semilight" w:cs="Malgun Gothic Semilight"/>
+        </w:rPr>
+        <w:t xml:space="preserve"> </w:t>
+      </w:r>
+      <w:r>
+        <w:rPr>
+          <w:rFonts w:ascii="Malgun Gothic Semilight" w:eastAsia="Malgun Gothic Semilight" w:hAnsi="Malgun Gothic Semilight" w:cs="Malgun Gothic Semilight"/>
+        </w:rPr>
+        <w:t>{</w:t>
+      </w:r>
+      <w:proofErr w:type="spellStart"/>
+      <w:r>
+        <w:rPr>
+          <w:rFonts w:ascii="Malgun Gothic Semilight" w:eastAsia="Malgun Gothic Semilight" w:hAnsi="Malgun Gothic Semilight" w:cs="Malgun Gothic Semilight"/>
+        </w:rPr>
+        <w:t>gender</w:t>
+      </w:r>
+      <w:proofErr w:type="spellEnd"/>
+      <w:r>
+        <w:rPr>
+          <w:rFonts w:ascii="Malgun Gothic Semilight" w:eastAsia="Malgun Gothic Semilight" w:hAnsi="Malgun Gothic Semilight" w:cs="Malgun Gothic Semilight"/>
+        </w:rPr>
+        <w:t>} {</w:t>
+      </w:r>
+      <w:proofErr w:type="spellStart"/>
+      <w:r>
+        <w:rPr>
+          <w:rFonts w:ascii="Malgun Gothic Semilight" w:eastAsia="Malgun Gothic Semilight" w:hAnsi="Malgun Gothic Semilight" w:cs="Malgun Gothic Semilight"/>
+        </w:rPr>
+        <w:t>nachname</w:t>
+      </w:r>
+      <w:proofErr w:type="spellEnd"/>
+      <w:r>
+        <w:rPr>
+          <w:rFonts w:ascii="Malgun Gothic Semilight" w:eastAsia="Malgun Gothic Semilight" w:hAnsi="Malgun Gothic Semilight" w:cs="Malgun Gothic Semilight"/>
+        </w:rPr>
+        <w:t>},</w:t>
+      </w:r>
+    </w:p>
+    <w:p>
+      <w:pPr>
+        <w:rPr>
+          <w:rFonts w:ascii="Malgun Gothic Semilight" w:eastAsia="Malgun Gothic Semilight" w:hAnsi="Malgun Gothic Semilight" w:cs="Malgun Gothic Semilight"/>
+        </w:rPr>
+      </w:pPr>
+      <w:r>
+        <w:rPr>
+          <w:rFonts w:ascii="Malgun Gothic Semilight" w:eastAsia="Malgun Gothic Semilight" w:hAnsi="Malgun Gothic Semilight" w:cs="Malgun Gothic Semilight"/>
+        </w:rPr>
+        <w:t>hiermit kündigen wir das mit Ihnen bestehende Arbeitsverhältnis {type === 'ordentlich</w:t>
+      </w:r>
+      <w:proofErr w:type="gramStart"/>
+      <w:r>
+        <w:rPr>
+          <w:rFonts w:ascii="Malgun Gothic Semilight" w:eastAsia="Malgun Gothic Semilight" w:hAnsi="Malgun Gothic Semilight" w:cs="Malgun Gothic Semilight"/>
+        </w:rPr>
+        <w:t>' ?</w:t>
+      </w:r>
+      <w:proofErr w:type="gramEnd"/>
+      <w:r>
+        <w:rPr>
+          <w:rFonts w:ascii="Malgun Gothic Semilight" w:eastAsia="Malgun Gothic Semilight" w:hAnsi="Malgun Gothic Semilight" w:cs="Malgun Gothic Semilight"/>
+        </w:rPr>
+        <w:t xml:space="preserve"> 'ordentlich und fristgerecht</w:t>
+      </w:r>
+      <w:proofErr w:type="gramStart"/>
+      <w:r>
+        <w:rPr>
+          <w:rFonts w:ascii="Malgun Gothic Semilight" w:eastAsia="Malgun Gothic Semilight" w:hAnsi="Malgun Gothic Semilight" w:cs="Malgun Gothic Semilight"/>
+        </w:rPr>
+        <w:t>' :</w:t>
+      </w:r>
+      <w:proofErr w:type="gramEnd"/>
+      <w:r>
+        <w:rPr>
+          <w:rFonts w:ascii="Malgun Gothic Semilight" w:eastAsia="Malgun Gothic Semilight" w:hAnsi="Malgun Gothic Semilight" w:cs="Malgun Gothic Semilight"/>
+        </w:rPr>
+        <w:t xml:space="preserve"> 'fristlos und außerordentlich aus wichtigem Grund'} zum {</w:t>
+      </w:r>
+      <w:proofErr w:type="spellStart"/>
+      <w:r>
+        <w:rPr>
+          <w:rFonts w:ascii="Malgun Gothic Semilight" w:eastAsia="Malgun Gothic Semilight" w:hAnsi="Malgun Gothic Semilight" w:cs="Malgun Gothic Semilight"/>
+        </w:rPr>
+        <w:t>kdate</w:t>
+      </w:r>
+      <w:proofErr w:type="spellEnd"/>
+      <w:proofErr w:type="gramStart"/>
+      <w:r>
+        <w:rPr>
+          <w:rFonts w:ascii="Malgun Gothic Semilight" w:eastAsia="Malgun Gothic Semilight" w:hAnsi="Malgun Gothic Semilight" w:cs="Malgun Gothic Semilight"/>
+        </w:rPr>
+        <w:t>}.{</w:t>
+      </w:r>
+      <w:proofErr w:type="gramEnd"/>
+      <w:r>
+        <w:rPr>
+          <w:rFonts w:ascii="Malgun Gothic Semilight" w:eastAsia="Malgun Gothic Semilight" w:hAnsi="Malgun Gothic Semilight" w:cs="Malgun Gothic Semilight"/>
+        </w:rPr>
+        <w:t>#reason}</w:t>
       </w:r>
       <w:r>
         <w:br/>
       </w:r>
       <w:r>
-        <w:rPr>
-          <w:rFonts w:ascii="Malgun Gothic Semilight" w:eastAsia="Malgun Gothic Semilight" w:hAnsi="Malgun Gothic Semilight" w:cs="Malgun Gothic Semilight"/>
-        </w:rPr>
-        <w:t xml:space="preserve"/>
-      </w:r>
-      <w:r>
         <w:br/>
       </w:r>
       <w:r>
         <w:rPr>
           <w:rFonts w:ascii="Malgun Gothic Semilight" w:eastAsia="Malgun Gothic Semilight" w:hAnsi="Malgun Gothic Semilight" w:cs="Malgun Gothic Semilight"/>
         </w:rPr>
-        <w:t xml:space="preserve">Grund: {reason}{/reason}</w:t>
-      </w:r>
-    </w:p>
-    <w:p>
-      <w:pPr>
-        <w:rPr>
-          <w:rFonts w:ascii="Malgun Gothic Semilight" w:eastAsia="Malgun Gothic Semilight" w:hAnsi="Malgun Gothic Semilight" w:cs="Malgun Gothic Semilight"/>
-        </w:rPr>
-      </w:pPr>
-      <w:r>
-        <w:rPr>
-          <w:rFonts w:ascii="Malgun Gothic Semilight" w:eastAsia="Malgun Gothic Semilight" w:hAnsi="Malgun Gothic Semilight" w:cs="Malgun Gothic Semilight"/>
-        </w:rPr>
-        <w:t xml:space="preserve">Wir möchten Sie darauf hinweisen, dass Sie sich unverzüglich an die Agentur für Arbeit wenden und arbeitssuchend melden müssen. Kommen Sie Ihrer Meldepflicht nicht nach, können finanzielle Nachteile entstehen.</w:t>
-      </w:r>
-    </w:p>
-    <w:p>
-      <w:pPr>
-        <w:rPr>
-          <w:rFonts w:ascii="Malgun Gothic Semilight" w:eastAsia="Malgun Gothic Semilight" w:hAnsi="Malgun Gothic Semilight" w:cs="Malgun Gothic Semilight"/>
-        </w:rPr>
-      </w:pPr>
-      <w:r>
-        <w:rPr>
-          <w:rFonts w:ascii="Malgun Gothic Semilight" w:eastAsia="Malgun Gothic Semilight" w:hAnsi="Malgun Gothic Semilight" w:cs="Malgun Gothic Semilight"/>
-        </w:rPr>
-        <w:t xml:space="preserve">Falls Sie noch im Besitz von Arbeitskleidung oder Schlüsseln sind, bitten wir Sie uns diese schnellstmöglich, spätestens jedoch drei (3) Tage nach dem Ende des Arbeitsverhältnisses am {last}, zurückzugeben.</w:t>
+        <w:t>Grund: {</w:t>
+      </w:r>
+      <w:proofErr w:type="spellStart"/>
+      <w:r>
+        <w:rPr>
+          <w:rFonts w:ascii="Malgun Gothic Semilight" w:eastAsia="Malgun Gothic Semilight" w:hAnsi="Malgun Gothic Semilight" w:cs="Malgun Gothic Semilight"/>
+        </w:rPr>
+        <w:t>reason</w:t>
+      </w:r>
+      <w:proofErr w:type="spellEnd"/>
+      <w:r>
+        <w:rPr>
+          <w:rFonts w:ascii="Malgun Gothic Semilight" w:eastAsia="Malgun Gothic Semilight" w:hAnsi="Malgun Gothic Semilight" w:cs="Malgun Gothic Semilight"/>
+        </w:rPr>
+        <w:t>}{/</w:t>
+      </w:r>
+      <w:proofErr w:type="spellStart"/>
+      <w:r>
+        <w:rPr>
+          <w:rFonts w:ascii="Malgun Gothic Semilight" w:eastAsia="Malgun Gothic Semilight" w:hAnsi="Malgun Gothic Semilight" w:cs="Malgun Gothic Semilight"/>
+        </w:rPr>
+        <w:t>reason</w:t>
+      </w:r>
+      <w:proofErr w:type="spellEnd"/>
+      <w:r>
+        <w:rPr>
+          <w:rFonts w:ascii="Malgun Gothic Semilight" w:eastAsia="Malgun Gothic Semilight" w:hAnsi="Malgun Gothic Semilight" w:cs="Malgun Gothic Semilight"/>
+        </w:rPr>
+        <w:t>}</w:t>
+      </w:r>
+    </w:p>
+    <w:p>
+      <w:pPr>
+        <w:rPr>
+          <w:rFonts w:ascii="Malgun Gothic Semilight" w:eastAsia="Malgun Gothic Semilight" w:hAnsi="Malgun Gothic Semilight" w:cs="Malgun Gothic Semilight"/>
+        </w:rPr>
+      </w:pPr>
+      <w:r>
+        <w:rPr>
+          <w:rFonts w:ascii="Malgun Gothic Semilight" w:eastAsia="Malgun Gothic Semilight" w:hAnsi="Malgun Gothic Semilight" w:cs="Malgun Gothic Semilight"/>
+        </w:rPr>
+        <w:t>Wir möchten Sie darauf hinweisen, dass Sie sich unverzüglich an die Agentur für Arbeit wenden und arbeitssuchend melden müssen. Kommen Sie Ihrer Meldepflicht nicht nach, können finanzielle Nachteile entstehen.</w:t>
+      </w:r>
+    </w:p>
+    <w:p>
+      <w:pPr>
+        <w:rPr>
+          <w:rFonts w:ascii="Malgun Gothic Semilight" w:eastAsia="Malgun Gothic Semilight" w:hAnsi="Malgun Gothic Semilight" w:cs="Malgun Gothic Semilight"/>
+        </w:rPr>
+      </w:pPr>
+      <w:r>
+        <w:rPr>
+          <w:rFonts w:ascii="Malgun Gothic Semilight" w:eastAsia="Malgun Gothic Semilight" w:hAnsi="Malgun Gothic Semilight" w:cs="Malgun Gothic Semilight"/>
+        </w:rPr>
+        <w:t>Falls Sie noch im Besitz von Arbeitskleidung oder Schlüsseln sind, bitten wir Sie uns diese schnellstmöglich, spätestens jedoch drei (3) Tage nach dem Ende des Arbeitsverhältnisses am {last}, zurückzugeben.</w:t>
       </w:r>
     </w:p>
     <w:p>
@@ -231,21 +468,12 @@
           <w:rFonts w:ascii="Malgun Gothic Semilight" w:eastAsia="Malgun Gothic Semilight" w:hAnsi="Malgun Gothic Semilight" w:cs="Malgun Gothic Semilight"/>
         </w:rPr>
       </w:pPr>
-      <w:proofErr w:type="spellStart"/>
-      <w:r>
-        <w:rPr>
-          <w:rFonts w:ascii="Malgun Gothic Semilight" w:eastAsia="Malgun Gothic Semilight" w:hAnsi="Malgun Gothic Semilight" w:cs="Malgun Gothic Semilight"/>
-          <w:b/>
-        </w:rPr>
-        <w:t>Anbary</w:t>
-      </w:r>
-      <w:proofErr w:type="spellEnd"/>
-      <w:r>
-        <w:rPr>
-          <w:rFonts w:ascii="Malgun Gothic Semilight" w:eastAsia="Malgun Gothic Semilight" w:hAnsi="Malgun Gothic Semilight" w:cs="Malgun Gothic Semilight"/>
-          <w:b/>
-        </w:rPr>
-        <w:t xml:space="preserve"> Attar</w:t>
+      <w:r>
+        <w:rPr>
+          <w:rFonts w:ascii="Malgun Gothic Semilight" w:eastAsia="Malgun Gothic Semilight" w:hAnsi="Malgun Gothic Semilight" w:cs="Malgun Gothic Semilight"/>
+          <w:b/>
+        </w:rPr>
+        <w:t>Anbary Attar</w:t>
       </w:r>
       <w:r>
         <w:rPr>
@@ -301,7 +529,7 @@
 </file>
 
 <file path=word/endnotes.xml><?xml version="1.0" encoding="utf-8"?>
-<w:endnotes xmlns:wpc="http://schemas.microsoft.com/office/word/2010/wordprocessingCanvas" xmlns:cx="http://schemas.microsoft.com/office/drawing/2014/chartex" xmlns:cx1="http://schemas.microsoft.com/office/drawing/2015/9/8/chartex" xmlns:cx2="http://schemas.microsoft.com/office/drawing/2015/10/21/chartex" xmlns:cx3="http://schemas.microsoft.com/office/drawing/2016/5/9/chartex" xmlns:cx4="http://schemas.microsoft.com/office/drawing/2016/5/10/chartex" xmlns:cx5="http://schemas.microsoft.com/office/drawing/2016/5/11/chartex" xmlns:cx6="http://schemas.microsoft.com/office/drawing/2016/5/12/chartex" xmlns:cx7="http://schemas.microsoft.com/office/drawing/2016/5/13/chartex" xmlns:cx8="http://schemas.microsoft.com/office/drawing/2016/5/14/chartex" xmlns:mc="http://schemas.openxmlformats.org/markup-compatibility/2006" xmlns:aink="http://schemas.microsoft.com/office/drawing/2016/ink" xmlns:am3d="http://schemas.microsoft.com/office/drawing/2017/model3d" xmlns:o="urn:schemas-microsoft-com:office:office" xmlns:r="http://schemas.openxmlformats.org/officeDocument/2006/relationships" xmlns:m="http://schemas.openxmlformats.org/officeDocument/2006/math" xmlns:v="urn:schemas-microsoft-com:vml" xmlns:wp14="http://schemas.microsoft.com/office/word/2010/wordprocessingDrawing" xmlns:wp="http://schemas.openxmlformats.org/drawingml/2006/wordprocessingDrawing" xmlns:w10="urn:schemas-microsoft-com:office:word" xmlns:w="http://schemas.openxmlformats.org/wordprocessingml/2006/main" xmlns:w14="http://schemas.microsoft.com/office/word/2010/wordml" xmlns:w15="http://schemas.microsoft.com/office/word/2012/wordml" xmlns:w16cid="http://schemas.microsoft.com/office/word/2016/wordml/cid" xmlns:w16se="http://schemas.microsoft.com/office/word/2015/wordml/symex" xmlns:wpg="http://schemas.microsoft.com/office/word/2010/wordprocessingGroup" xmlns:wpi="http://schemas.microsoft.com/office/word/2010/wordprocessingInk" xmlns:wne="http://schemas.microsoft.com/office/word/2006/wordml" xmlns:wps="http://schemas.microsoft.com/office/word/2010/wordprocessingShape" mc:Ignorable="w14 w15 w16se w16cid wp14">
+<w:endnotes xmlns:wpc="http://schemas.microsoft.com/office/word/2010/wordprocessingCanvas" xmlns:cx="http://schemas.microsoft.com/office/drawing/2014/chartex" xmlns:cx1="http://schemas.microsoft.com/office/drawing/2015/9/8/chartex" xmlns:cx2="http://schemas.microsoft.com/office/drawing/2015/10/21/chartex" xmlns:cx3="http://schemas.microsoft.com/office/drawing/2016/5/9/chartex" xmlns:cx4="http://schemas.microsoft.com/office/drawing/2016/5/10/chartex" xmlns:cx5="http://schemas.microsoft.com/office/drawing/2016/5/11/chartex" xmlns:cx6="http://schemas.microsoft.com/office/drawing/2016/5/12/chartex" xmlns:cx7="http://schemas.microsoft.com/office/drawing/2016/5/13/chartex" xmlns:cx8="http://schemas.microsoft.com/office/drawing/2016/5/14/chartex" xmlns:mc="http://schemas.openxmlformats.org/markup-compatibility/2006" xmlns:aink="http://schemas.microsoft.com/office/drawing/2016/ink" xmlns:am3d="http://schemas.microsoft.com/office/drawing/2017/model3d" xmlns:o="urn:schemas-microsoft-com:office:office" xmlns:oel="http://schemas.microsoft.com/office/2019/extlst" xmlns:r="http://schemas.openxmlformats.org/officeDocument/2006/relationships" xmlns:m="http://schemas.openxmlformats.org/officeDocument/2006/math" xmlns:v="urn:schemas-microsoft-com:vml" xmlns:wp14="http://schemas.microsoft.com/office/word/2010/wordprocessingDrawing" xmlns:wp="http://schemas.openxmlformats.org/drawingml/2006/wordprocessingDrawing" xmlns:w10="urn:schemas-microsoft-com:office:word" xmlns:w="http://schemas.openxmlformats.org/wordprocessingml/2006/main" xmlns:w14="http://schemas.microsoft.com/office/word/2010/wordml" xmlns:w15="http://schemas.microsoft.com/office/word/2012/wordml" xmlns:w16cex="http://schemas.microsoft.com/office/word/2018/wordml/cex" xmlns:w16cid="http://schemas.microsoft.com/office/word/2016/wordml/cid" xmlns:w16="http://schemas.microsoft.com/office/word/2018/wordml" xmlns:w16du="http://schemas.microsoft.com/office/word/2023/wordml/word16du" xmlns:w16sdtdh="http://schemas.microsoft.com/office/word/2020/wordml/sdtdatahash" xmlns:w16sdtfl="http://schemas.microsoft.com/office/word/2024/wordml/sdtformatlock" xmlns:w16se="http://schemas.microsoft.com/office/word/2015/wordml/symex" xmlns:wpg="http://schemas.microsoft.com/office/word/2010/wordprocessingGroup" xmlns:wpi="http://schemas.microsoft.com/office/word/2010/wordprocessingInk" xmlns:wne="http://schemas.microsoft.com/office/word/2006/wordml" xmlns:wps="http://schemas.microsoft.com/office/word/2010/wordprocessingShape" mc:Ignorable="w14 w15 w16se w16cid w16 w16cex w16sdtdh w16sdtfl w16du wp14">
   <w:endnote w:type="separator" w:id="-1">
     <w:p>
       <w:pPr>
@@ -326,7 +554,7 @@
 </file>
 
 <file path=word/footnotes.xml><?xml version="1.0" encoding="utf-8"?>
-<w:footnotes xmlns:wpc="http://schemas.microsoft.com/office/word/2010/wordprocessingCanvas" xmlns:cx="http://schemas.microsoft.com/office/drawing/2014/chartex" xmlns:cx1="http://schemas.microsoft.com/office/drawing/2015/9/8/chartex" xmlns:cx2="http://schemas.microsoft.com/office/drawing/2015/10/21/chartex" xmlns:cx3="http://schemas.microsoft.com/office/drawing/2016/5/9/chartex" xmlns:cx4="http://schemas.microsoft.com/office/drawing/2016/5/10/chartex" xmlns:cx5="http://schemas.microsoft.com/office/drawing/2016/5/11/chartex" xmlns:cx6="http://schemas.microsoft.com/office/drawing/2016/5/12/chartex" xmlns:cx7="http://schemas.microsoft.com/office/drawing/2016/5/13/chartex" xmlns:cx8="http://schemas.microsoft.com/office/drawing/2016/5/14/chartex" xmlns:mc="http://schemas.openxmlformats.org/markup-compatibility/2006" xmlns:aink="http://schemas.microsoft.com/office/drawing/2016/ink" xmlns:am3d="http://schemas.microsoft.com/office/drawing/2017/model3d" xmlns:o="urn:schemas-microsoft-com:office:office" xmlns:r="http://schemas.openxmlformats.org/officeDocument/2006/relationships" xmlns:m="http://schemas.openxmlformats.org/officeDocument/2006/math" xmlns:v="urn:schemas-microsoft-com:vml" xmlns:wp14="http://schemas.microsoft.com/office/word/2010/wordprocessingDrawing" xmlns:wp="http://schemas.openxmlformats.org/drawingml/2006/wordprocessingDrawing" xmlns:w10="urn:schemas-microsoft-com:office:word" xmlns:w="http://schemas.openxmlformats.org/wordprocessingml/2006/main" xmlns:w14="http://schemas.microsoft.com/office/word/2010/wordml" xmlns:w15="http://schemas.microsoft.com/office/word/2012/wordml" xmlns:w16cid="http://schemas.microsoft.com/office/word/2016/wordml/cid" xmlns:w16se="http://schemas.microsoft.com/office/word/2015/wordml/symex" xmlns:wpg="http://schemas.microsoft.com/office/word/2010/wordprocessingGroup" xmlns:wpi="http://schemas.microsoft.com/office/word/2010/wordprocessingInk" xmlns:wne="http://schemas.microsoft.com/office/word/2006/wordml" xmlns:wps="http://schemas.microsoft.com/office/word/2010/wordprocessingShape" mc:Ignorable="w14 w15 w16se w16cid wp14">
+<w:footnotes xmlns:wpc="http://schemas.microsoft.com/office/word/2010/wordprocessingCanvas" xmlns:cx="http://schemas.microsoft.com/office/drawing/2014/chartex" xmlns:cx1="http://schemas.microsoft.com/office/drawing/2015/9/8/chartex" xmlns:cx2="http://schemas.microsoft.com/office/drawing/2015/10/21/chartex" xmlns:cx3="http://schemas.microsoft.com/office/drawing/2016/5/9/chartex" xmlns:cx4="http://schemas.microsoft.com/office/drawing/2016/5/10/chartex" xmlns:cx5="http://schemas.microsoft.com/office/drawing/2016/5/11/chartex" xmlns:cx6="http://schemas.microsoft.com/office/drawing/2016/5/12/chartex" xmlns:cx7="http://schemas.microsoft.com/office/drawing/2016/5/13/chartex" xmlns:cx8="http://schemas.microsoft.com/office/drawing/2016/5/14/chartex" xmlns:mc="http://schemas.openxmlformats.org/markup-compatibility/2006" xmlns:aink="http://schemas.microsoft.com/office/drawing/2016/ink" xmlns:am3d="http://schemas.microsoft.com/office/drawing/2017/model3d" xmlns:o="urn:schemas-microsoft-com:office:office" xmlns:oel="http://schemas.microsoft.com/office/2019/extlst" xmlns:r="http://schemas.openxmlformats.org/officeDocument/2006/relationships" xmlns:m="http://schemas.openxmlformats.org/officeDocument/2006/math" xmlns:v="urn:schemas-microsoft-com:vml" xmlns:wp14="http://schemas.microsoft.com/office/word/2010/wordprocessingDrawing" xmlns:wp="http://schemas.openxmlformats.org/drawingml/2006/wordprocessingDrawing" xmlns:w10="urn:schemas-microsoft-com:office:word" xmlns:w="http://schemas.openxmlformats.org/wordprocessingml/2006/main" xmlns:w14="http://schemas.microsoft.com/office/word/2010/wordml" xmlns:w15="http://schemas.microsoft.com/office/word/2012/wordml" xmlns:w16cex="http://schemas.microsoft.com/office/word/2018/wordml/cex" xmlns:w16cid="http://schemas.microsoft.com/office/word/2016/wordml/cid" xmlns:w16="http://schemas.microsoft.com/office/word/2018/wordml" xmlns:w16du="http://schemas.microsoft.com/office/word/2023/wordml/word16du" xmlns:w16sdtdh="http://schemas.microsoft.com/office/word/2020/wordml/sdtdatahash" xmlns:w16sdtfl="http://schemas.microsoft.com/office/word/2024/wordml/sdtformatlock" xmlns:w16se="http://schemas.microsoft.com/office/word/2015/wordml/symex" xmlns:wpg="http://schemas.microsoft.com/office/word/2010/wordprocessingGroup" xmlns:wpi="http://schemas.microsoft.com/office/word/2010/wordprocessingInk" xmlns:wne="http://schemas.microsoft.com/office/word/2006/wordml" xmlns:wps="http://schemas.microsoft.com/office/word/2010/wordprocessingShape" mc:Ignorable="w14 w15 w16se w16cid w16 w16cex w16sdtdh w16sdtfl w16du wp14">
   <w:footnote w:type="separator" w:id="-1">
     <w:p>
       <w:pPr>
@@ -351,7 +579,7 @@
 </file>
 
 <file path=word/header1.xml><?xml version="1.0" encoding="utf-8"?>
-<w:hdr xmlns:wpc="http://schemas.microsoft.com/office/word/2010/wordprocessingCanvas" xmlns:cx="http://schemas.microsoft.com/office/drawing/2014/chartex" xmlns:cx1="http://schemas.microsoft.com/office/drawing/2015/9/8/chartex" xmlns:cx2="http://schemas.microsoft.com/office/drawing/2015/10/21/chartex" xmlns:cx3="http://schemas.microsoft.com/office/drawing/2016/5/9/chartex" xmlns:cx4="http://schemas.microsoft.com/office/drawing/2016/5/10/chartex" xmlns:cx5="http://schemas.microsoft.com/office/drawing/2016/5/11/chartex" xmlns:cx6="http://schemas.microsoft.com/office/drawing/2016/5/12/chartex" xmlns:cx7="http://schemas.microsoft.com/office/drawing/2016/5/13/chartex" xmlns:cx8="http://schemas.microsoft.com/office/drawing/2016/5/14/chartex" xmlns:mc="http://schemas.openxmlformats.org/markup-compatibility/2006" xmlns:aink="http://schemas.microsoft.com/office/drawing/2016/ink" xmlns:am3d="http://schemas.microsoft.com/office/drawing/2017/model3d" xmlns:o="urn:schemas-microsoft-com:office:office" xmlns:r="http://schemas.openxmlformats.org/officeDocument/2006/relationships" xmlns:m="http://schemas.openxmlformats.org/officeDocument/2006/math" xmlns:v="urn:schemas-microsoft-com:vml" xmlns:wp14="http://schemas.microsoft.com/office/word/2010/wordprocessingDrawing" xmlns:wp="http://schemas.openxmlformats.org/drawingml/2006/wordprocessingDrawing" xmlns:w10="urn:schemas-microsoft-com:office:word" xmlns:w="http://schemas.openxmlformats.org/wordprocessingml/2006/main" xmlns:w14="http://schemas.microsoft.com/office/word/2010/wordml" xmlns:w15="http://schemas.microsoft.com/office/word/2012/wordml" xmlns:w16cid="http://schemas.microsoft.com/office/word/2016/wordml/cid" xmlns:w16se="http://schemas.microsoft.com/office/word/2015/wordml/symex" xmlns:wpg="http://schemas.microsoft.com/office/word/2010/wordprocessingGroup" xmlns:wpi="http://schemas.microsoft.com/office/word/2010/wordprocessingInk" xmlns:wne="http://schemas.microsoft.com/office/word/2006/wordml" xmlns:wps="http://schemas.microsoft.com/office/word/2010/wordprocessingShape" mc:Ignorable="w14 w15 w16se w16cid wp14">
+<w:hdr xmlns:wpc="http://schemas.microsoft.com/office/word/2010/wordprocessingCanvas" xmlns:cx="http://schemas.microsoft.com/office/drawing/2014/chartex" xmlns:cx1="http://schemas.microsoft.com/office/drawing/2015/9/8/chartex" xmlns:cx2="http://schemas.microsoft.com/office/drawing/2015/10/21/chartex" xmlns:cx3="http://schemas.microsoft.com/office/drawing/2016/5/9/chartex" xmlns:cx4="http://schemas.microsoft.com/office/drawing/2016/5/10/chartex" xmlns:cx5="http://schemas.microsoft.com/office/drawing/2016/5/11/chartex" xmlns:cx6="http://schemas.microsoft.com/office/drawing/2016/5/12/chartex" xmlns:cx7="http://schemas.microsoft.com/office/drawing/2016/5/13/chartex" xmlns:cx8="http://schemas.microsoft.com/office/drawing/2016/5/14/chartex" xmlns:mc="http://schemas.openxmlformats.org/markup-compatibility/2006" xmlns:aink="http://schemas.microsoft.com/office/drawing/2016/ink" xmlns:am3d="http://schemas.microsoft.com/office/drawing/2017/model3d" xmlns:o="urn:schemas-microsoft-com:office:office" xmlns:oel="http://schemas.microsoft.com/office/2019/extlst" xmlns:r="http://schemas.openxmlformats.org/officeDocument/2006/relationships" xmlns:m="http://schemas.openxmlformats.org/officeDocument/2006/math" xmlns:v="urn:schemas-microsoft-com:vml" xmlns:wp14="http://schemas.microsoft.com/office/word/2010/wordprocessingDrawing" xmlns:wp="http://schemas.openxmlformats.org/drawingml/2006/wordprocessingDrawing" xmlns:w10="urn:schemas-microsoft-com:office:word" xmlns:w="http://schemas.openxmlformats.org/wordprocessingml/2006/main" xmlns:w14="http://schemas.microsoft.com/office/word/2010/wordml" xmlns:w15="http://schemas.microsoft.com/office/word/2012/wordml" xmlns:w16cex="http://schemas.microsoft.com/office/word/2018/wordml/cex" xmlns:w16cid="http://schemas.microsoft.com/office/word/2016/wordml/cid" xmlns:w16="http://schemas.microsoft.com/office/word/2018/wordml" xmlns:w16du="http://schemas.microsoft.com/office/word/2023/wordml/word16du" xmlns:w16sdtdh="http://schemas.microsoft.com/office/word/2020/wordml/sdtdatahash" xmlns:w16sdtfl="http://schemas.microsoft.com/office/word/2024/wordml/sdtformatlock" xmlns:w16se="http://schemas.microsoft.com/office/word/2015/wordml/symex" xmlns:wpg="http://schemas.microsoft.com/office/word/2010/wordprocessingGroup" xmlns:wpi="http://schemas.microsoft.com/office/word/2010/wordprocessingInk" xmlns:wne="http://schemas.microsoft.com/office/word/2006/wordml" xmlns:wps="http://schemas.microsoft.com/office/word/2010/wordprocessingShape" mc:Ignorable="w14 w15 w16se w16cid w16 w16cex w16sdtdh w16sdtfl w16du wp14">
   <w:p>
     <w:pPr>
       <w:pStyle w:val="Kopfzeile"/>
@@ -415,7 +643,7 @@
 </file>
 
 <file path=word/styles.xml><?xml version="1.0" encoding="utf-8"?>
-<w:styles xmlns:mc="http://schemas.openxmlformats.org/markup-compatibility/2006" xmlns:r="http://schemas.openxmlformats.org/officeDocument/2006/relationships" xmlns:w="http://schemas.openxmlformats.org/wordprocessingml/2006/main" xmlns:w14="http://schemas.microsoft.com/office/word/2010/wordml" xmlns:w15="http://schemas.microsoft.com/office/word/2012/wordml" xmlns:w16cid="http://schemas.microsoft.com/office/word/2016/wordml/cid" xmlns:w16se="http://schemas.microsoft.com/office/word/2015/wordml/symex" mc:Ignorable="w14 w15 w16se w16cid">
+<w:styles xmlns:mc="http://schemas.openxmlformats.org/markup-compatibility/2006" xmlns:r="http://schemas.openxmlformats.org/officeDocument/2006/relationships" xmlns:w="http://schemas.openxmlformats.org/wordprocessingml/2006/main" xmlns:w14="http://schemas.microsoft.com/office/word/2010/wordml" xmlns:w15="http://schemas.microsoft.com/office/word/2012/wordml" xmlns:w16cex="http://schemas.microsoft.com/office/word/2018/wordml/cex" xmlns:w16cid="http://schemas.microsoft.com/office/word/2016/wordml/cid" xmlns:w16="http://schemas.microsoft.com/office/word/2018/wordml" xmlns:w16du="http://schemas.microsoft.com/office/word/2023/wordml/word16du" xmlns:w16sdtdh="http://schemas.microsoft.com/office/word/2020/wordml/sdtdatahash" xmlns:w16sdtfl="http://schemas.microsoft.com/office/word/2024/wordml/sdtformatlock" xmlns:w16se="http://schemas.microsoft.com/office/word/2015/wordml/symex" mc:Ignorable="w14 w15 w16se w16cid w16 w16cex w16sdtdh w16sdtfl w16du">
   <w:docDefaults>
     <w:rPrDefault>
       <w:rPr>
@@ -431,7 +659,7 @@
       </w:pPr>
     </w:pPrDefault>
   </w:docDefaults>
-  <w:latentStyles w:defLockedState="0" w:defUIPriority="99" w:defSemiHidden="0" w:defUnhideWhenUsed="0" w:defQFormat="0" w:count="375">
+  <w:latentStyles w:defLockedState="0" w:defUIPriority="99" w:defSemiHidden="0" w:defUnhideWhenUsed="0" w:defQFormat="0" w:count="376">
     <w:lsdException w:name="Normal" w:uiPriority="0" w:qFormat="1"/>
     <w:lsdException w:name="heading 1" w:uiPriority="9" w:qFormat="1"/>
     <w:lsdException w:name="heading 2" w:semiHidden="1" w:uiPriority="9" w:unhideWhenUsed="1" w:qFormat="1"/>
@@ -807,6 +1035,7 @@
     <w:lsdException w:name="Smart Hyperlink" w:semiHidden="1" w:unhideWhenUsed="1"/>
     <w:lsdException w:name="Hashtag" w:semiHidden="1" w:unhideWhenUsed="1"/>
     <w:lsdException w:name="Unresolved Mention" w:semiHidden="1" w:unhideWhenUsed="1"/>
+    <w:lsdException w:name="Smart Link" w:semiHidden="1" w:unhideWhenUsed="1"/>
   </w:latentStyles>
   <w:style w:type="paragraph" w:default="1" w:styleId="Standard">
     <w:name w:val="Normal"/>
